--- a/tillsyn/A 38458-2025 tillsynsbegäran.docx
+++ b/tillsyn/A 38458-2025 tillsynsbegäran.docx
@@ -251,7 +251,7 @@
     <w:r>
       <w:tab/>
       <w:tab/>
-      <w:t>2025-12-19</w:t>
+      <w:t>2025-12-20</w:t>
       <w:br/>
       <w:br/>
     </w:r>

--- a/tillsyn/A 38458-2025 tillsynsbegäran.docx
+++ b/tillsyn/A 38458-2025 tillsynsbegäran.docx
@@ -251,7 +251,7 @@
     <w:r>
       <w:tab/>
       <w:tab/>
-      <w:t>2025-12-20</w:t>
+      <w:t>2025-12-21</w:t>
       <w:br/>
       <w:br/>
     </w:r>

--- a/tillsyn/A 38458-2025 tillsynsbegäran.docx
+++ b/tillsyn/A 38458-2025 tillsynsbegäran.docx
@@ -251,7 +251,7 @@
     <w:r>
       <w:tab/>
       <w:tab/>
-      <w:t>2025-12-21</w:t>
+      <w:t>2025-12-22</w:t>
       <w:br/>
       <w:br/>
     </w:r>

--- a/tillsyn/A 38458-2025 tillsynsbegäran.docx
+++ b/tillsyn/A 38458-2025 tillsynsbegäran.docx
@@ -251,7 +251,7 @@
     <w:r>
       <w:tab/>
       <w:tab/>
-      <w:t>2025-12-22</w:t>
+      <w:t>2025-12-26</w:t>
       <w:br/>
       <w:br/>
     </w:r>

--- a/tillsyn/A 38458-2025 tillsynsbegäran.docx
+++ b/tillsyn/A 38458-2025 tillsynsbegäran.docx
@@ -251,7 +251,7 @@
     <w:r>
       <w:tab/>
       <w:tab/>
-      <w:t>2025-12-26</w:t>
+      <w:t>2025-12-28</w:t>
       <w:br/>
       <w:br/>
     </w:r>

--- a/tillsyn/A 38458-2025 tillsynsbegäran.docx
+++ b/tillsyn/A 38458-2025 tillsynsbegäran.docx
@@ -251,7 +251,7 @@
     <w:r>
       <w:tab/>
       <w:tab/>
-      <w:t>2025-12-28</w:t>
+      <w:t>2025-12-29</w:t>
       <w:br/>
       <w:br/>
     </w:r>

--- a/tillsyn/A 38458-2025 tillsynsbegäran.docx
+++ b/tillsyn/A 38458-2025 tillsynsbegäran.docx
@@ -251,7 +251,7 @@
     <w:r>
       <w:tab/>
       <w:tab/>
-      <w:t>2025-12-29</w:t>
+      <w:t>2025-12-30</w:t>
       <w:br/>
       <w:br/>
     </w:r>

--- a/tillsyn/A 38458-2025 tillsynsbegäran.docx
+++ b/tillsyn/A 38458-2025 tillsynsbegäran.docx
@@ -251,7 +251,7 @@
     <w:r>
       <w:tab/>
       <w:tab/>
-      <w:t>2025-12-30</w:t>
+      <w:t>2025-12-31</w:t>
       <w:br/>
       <w:br/>
     </w:r>

--- a/tillsyn/A 38458-2025 tillsynsbegäran.docx
+++ b/tillsyn/A 38458-2025 tillsynsbegäran.docx
@@ -251,7 +251,7 @@
     <w:r>
       <w:tab/>
       <w:tab/>
-      <w:t>2025-12-31</w:t>
+      <w:t>2026-01-03</w:t>
       <w:br/>
       <w:br/>
     </w:r>

--- a/tillsyn/A 38458-2025 tillsynsbegäran.docx
+++ b/tillsyn/A 38458-2025 tillsynsbegäran.docx
@@ -251,7 +251,7 @@
     <w:r>
       <w:tab/>
       <w:tab/>
-      <w:t>2026-01-07</w:t>
+      <w:t>2026-01-08</w:t>
       <w:br/>
       <w:br/>
     </w:r>

--- a/tillsyn/A 38458-2025 tillsynsbegäran.docx
+++ b/tillsyn/A 38458-2025 tillsynsbegäran.docx
@@ -251,7 +251,7 @@
     <w:r>
       <w:tab/>
       <w:tab/>
-      <w:t>2026-01-08</w:t>
+      <w:t>2026-01-09</w:t>
       <w:br/>
       <w:br/>
     </w:r>

--- a/tillsyn/A 38458-2025 tillsynsbegäran.docx
+++ b/tillsyn/A 38458-2025 tillsynsbegäran.docx
@@ -251,7 +251,7 @@
     <w:r>
       <w:tab/>
       <w:tab/>
-      <w:t>2026-01-09</w:t>
+      <w:t>2026-01-10</w:t>
       <w:br/>
       <w:br/>
     </w:r>

--- a/tillsyn/A 38458-2025 tillsynsbegäran.docx
+++ b/tillsyn/A 38458-2025 tillsynsbegäran.docx
@@ -251,7 +251,7 @@
     <w:r>
       <w:tab/>
       <w:tab/>
-      <w:t>2026-01-10</w:t>
+      <w:t>2026-01-11</w:t>
       <w:br/>
       <w:br/>
     </w:r>

--- a/tillsyn/A 38458-2025 tillsynsbegäran.docx
+++ b/tillsyn/A 38458-2025 tillsynsbegäran.docx
@@ -251,7 +251,7 @@
     <w:r>
       <w:tab/>
       <w:tab/>
-      <w:t>2026-01-11</w:t>
+      <w:t>2026-01-12</w:t>
       <w:br/>
       <w:br/>
     </w:r>

--- a/tillsyn/A 38458-2025 tillsynsbegäran.docx
+++ b/tillsyn/A 38458-2025 tillsynsbegäran.docx
@@ -251,7 +251,7 @@
     <w:r>
       <w:tab/>
       <w:tab/>
-      <w:t>2026-01-12</w:t>
+      <w:t>2026-01-13</w:t>
       <w:br/>
       <w:br/>
     </w:r>

--- a/tillsyn/A 38458-2025 tillsynsbegäran.docx
+++ b/tillsyn/A 38458-2025 tillsynsbegäran.docx
@@ -251,7 +251,7 @@
     <w:r>
       <w:tab/>
       <w:tab/>
-      <w:t>2026-01-13</w:t>
+      <w:t>2026-01-14</w:t>
       <w:br/>
       <w:br/>
     </w:r>

--- a/tillsyn/A 38458-2025 tillsynsbegäran.docx
+++ b/tillsyn/A 38458-2025 tillsynsbegäran.docx
@@ -251,7 +251,7 @@
     <w:r>
       <w:tab/>
       <w:tab/>
-      <w:t>2026-01-14</w:t>
+      <w:t>2026-01-15</w:t>
       <w:br/>
       <w:br/>
     </w:r>

--- a/tillsyn/A 38458-2025 tillsynsbegäran.docx
+++ b/tillsyn/A 38458-2025 tillsynsbegäran.docx
@@ -251,7 +251,7 @@
     <w:r>
       <w:tab/>
       <w:tab/>
-      <w:t>2026-01-15</w:t>
+      <w:t>2026-01-16</w:t>
       <w:br/>
       <w:br/>
     </w:r>

--- a/tillsyn/A 38458-2025 tillsynsbegäran.docx
+++ b/tillsyn/A 38458-2025 tillsynsbegäran.docx
@@ -251,7 +251,7 @@
     <w:r>
       <w:tab/>
       <w:tab/>
-      <w:t>2026-01-16</w:t>
+      <w:t>2026-01-17</w:t>
       <w:br/>
       <w:br/>
     </w:r>

--- a/tillsyn/A 38458-2025 tillsynsbegäran.docx
+++ b/tillsyn/A 38458-2025 tillsynsbegäran.docx
@@ -251,7 +251,7 @@
     <w:r>
       <w:tab/>
       <w:tab/>
-      <w:t>2026-01-17</w:t>
+      <w:t>2026-01-18</w:t>
       <w:br/>
       <w:br/>
     </w:r>

--- a/tillsyn/A 38458-2025 tillsynsbegäran.docx
+++ b/tillsyn/A 38458-2025 tillsynsbegäran.docx
@@ -251,7 +251,7 @@
     <w:r>
       <w:tab/>
       <w:tab/>
-      <w:t>2026-01-18</w:t>
+      <w:t>2026-01-19</w:t>
       <w:br/>
       <w:br/>
     </w:r>

--- a/tillsyn/A 38458-2025 tillsynsbegäran.docx
+++ b/tillsyn/A 38458-2025 tillsynsbegäran.docx
@@ -251,7 +251,7 @@
     <w:r>
       <w:tab/>
       <w:tab/>
-      <w:t>2026-01-19</w:t>
+      <w:t>2026-01-20</w:t>
       <w:br/>
       <w:br/>
     </w:r>

--- a/tillsyn/A 38458-2025 tillsynsbegäran.docx
+++ b/tillsyn/A 38458-2025 tillsynsbegäran.docx
@@ -251,7 +251,7 @@
     <w:r>
       <w:tab/>
       <w:tab/>
-      <w:t>2026-01-20</w:t>
+      <w:t>2026-01-21</w:t>
       <w:br/>
       <w:br/>
     </w:r>

--- a/tillsyn/A 38458-2025 tillsynsbegäran.docx
+++ b/tillsyn/A 38458-2025 tillsynsbegäran.docx
@@ -251,7 +251,7 @@
     <w:r>
       <w:tab/>
       <w:tab/>
-      <w:t>2026-01-21</w:t>
+      <w:t>2026-01-23</w:t>
       <w:br/>
       <w:br/>
     </w:r>

--- a/tillsyn/A 38458-2025 tillsynsbegäran.docx
+++ b/tillsyn/A 38458-2025 tillsynsbegäran.docx
@@ -251,7 +251,7 @@
     <w:r>
       <w:tab/>
       <w:tab/>
-      <w:t>2026-01-23</w:t>
+      <w:t>2026-01-24</w:t>
       <w:br/>
       <w:br/>
     </w:r>

--- a/tillsyn/A 38458-2025 tillsynsbegäran.docx
+++ b/tillsyn/A 38458-2025 tillsynsbegäran.docx
@@ -251,7 +251,7 @@
     <w:r>
       <w:tab/>
       <w:tab/>
-      <w:t>2026-01-24</w:t>
+      <w:t>2026-01-25</w:t>
       <w:br/>
       <w:br/>
     </w:r>

--- a/tillsyn/A 38458-2025 tillsynsbegäran.docx
+++ b/tillsyn/A 38458-2025 tillsynsbegäran.docx
@@ -251,7 +251,7 @@
     <w:r>
       <w:tab/>
       <w:tab/>
-      <w:t>2026-01-25</w:t>
+      <w:t>2026-01-26</w:t>
       <w:br/>
       <w:br/>
     </w:r>

--- a/tillsyn/A 38458-2025 tillsynsbegäran.docx
+++ b/tillsyn/A 38458-2025 tillsynsbegäran.docx
@@ -251,7 +251,7 @@
     <w:r>
       <w:tab/>
       <w:tab/>
-      <w:t>2026-01-26</w:t>
+      <w:t>2026-01-27</w:t>
       <w:br/>
       <w:br/>
     </w:r>

--- a/tillsyn/A 38458-2025 tillsynsbegäran.docx
+++ b/tillsyn/A 38458-2025 tillsynsbegäran.docx
@@ -251,7 +251,7 @@
     <w:r>
       <w:tab/>
       <w:tab/>
-      <w:t>2026-01-27</w:t>
+      <w:t>2026-01-28</w:t>
       <w:br/>
       <w:br/>
     </w:r>

--- a/tillsyn/A 38458-2025 tillsynsbegäran.docx
+++ b/tillsyn/A 38458-2025 tillsynsbegäran.docx
@@ -98,7 +98,16 @@
         <w:t>Stuplav</w:t>
       </w:r>
       <w:r>
-        <w:t xml:space="preserve"> är en mycket bra signalart i hela sitt utbredningsområde och förekommer nästan enbart i skogsmiljöer med höga naturvärden. Den indikerar långvarig förekomst av gamla lövträd och miljöer med konstant hög luftfuktighet. I skogar med suboceaniskt klimat finns det en mycket sällsynt parasit, njurlavsknapp </w:t>
+        <w:t xml:space="preserve"> är en mycket bra signalart i hela sitt utbredningsområde och förekommer nästan enbart i skogsmiljöer med höga naturvärden. Den indikerar långvarig förekomst av gamla lövträd och miljöer med konstant hög luftfuktighet. Stuplav är typisk art för </w:t>
+      </w:r>
+      <w:r>
+        <w:rPr>
+          <w:i/>
+        </w:rPr>
+        <w:t>9010 Taiga</w:t>
+      </w:r>
+      <w:r>
+        <w:t xml:space="preserve">. I skogar med suboceaniskt klimat finns det en mycket sällsynt parasit, njurlavsknapp </w:t>
       </w:r>
       <w:r>
         <w:rPr>
@@ -251,7 +260,7 @@
     <w:r>
       <w:tab/>
       <w:tab/>
-      <w:t>2026-01-28</w:t>
+      <w:t>2026-01-29</w:t>
       <w:br/>
       <w:br/>
     </w:r>

--- a/tillsyn/A 38458-2025 tillsynsbegäran.docx
+++ b/tillsyn/A 38458-2025 tillsynsbegäran.docx
@@ -260,7 +260,7 @@
     <w:r>
       <w:tab/>
       <w:tab/>
-      <w:t>2026-01-29</w:t>
+      <w:t>2026-01-30</w:t>
       <w:br/>
       <w:br/>
     </w:r>

--- a/tillsyn/A 38458-2025 tillsynsbegäran.docx
+++ b/tillsyn/A 38458-2025 tillsynsbegäran.docx
@@ -260,7 +260,7 @@
     <w:r>
       <w:tab/>
       <w:tab/>
-      <w:t>2026-01-30</w:t>
+      <w:t>2026-01-31</w:t>
       <w:br/>
       <w:br/>
     </w:r>

--- a/tillsyn/A 38458-2025 tillsynsbegäran.docx
+++ b/tillsyn/A 38458-2025 tillsynsbegäran.docx
@@ -260,7 +260,7 @@
     <w:r>
       <w:tab/>
       <w:tab/>
-      <w:t>2026-03-01</w:t>
+      <w:t>2026-03-02</w:t>
       <w:br/>
       <w:br/>
     </w:r>

--- a/tillsyn/A 38458-2025 tillsynsbegäran.docx
+++ b/tillsyn/A 38458-2025 tillsynsbegäran.docx
@@ -260,7 +260,7 @@
     <w:r>
       <w:tab/>
       <w:tab/>
-      <w:t>2026-03-02</w:t>
+      <w:t>2026-03-03</w:t>
       <w:br/>
       <w:br/>
     </w:r>

--- a/tillsyn/A 38458-2025 tillsynsbegäran.docx
+++ b/tillsyn/A 38458-2025 tillsynsbegäran.docx
@@ -260,7 +260,7 @@
     <w:r>
       <w:tab/>
       <w:tab/>
-      <w:t>2026-03-03</w:t>
+      <w:t>2026-03-04</w:t>
       <w:br/>
       <w:br/>
     </w:r>

--- a/tillsyn/A 38458-2025 tillsynsbegäran.docx
+++ b/tillsyn/A 38458-2025 tillsynsbegäran.docx
@@ -260,7 +260,7 @@
     <w:r>
       <w:tab/>
       <w:tab/>
-      <w:t>2026-03-04</w:t>
+      <w:t>2026-03-05</w:t>
       <w:br/>
       <w:br/>
     </w:r>

--- a/tillsyn/A 38458-2025 tillsynsbegäran.docx
+++ b/tillsyn/A 38458-2025 tillsynsbegäran.docx
@@ -260,7 +260,7 @@
     <w:r>
       <w:tab/>
       <w:tab/>
-      <w:t>2026-03-05</w:t>
+      <w:t>2026-03-06</w:t>
       <w:br/>
       <w:br/>
     </w:r>

--- a/tillsyn/A 38458-2025 tillsynsbegäran.docx
+++ b/tillsyn/A 38458-2025 tillsynsbegäran.docx
@@ -260,7 +260,7 @@
     <w:r>
       <w:tab/>
       <w:tab/>
-      <w:t>2026-03-06</w:t>
+      <w:t>2026-03-07</w:t>
       <w:br/>
       <w:br/>
     </w:r>

--- a/tillsyn/A 38458-2025 tillsynsbegäran.docx
+++ b/tillsyn/A 38458-2025 tillsynsbegäran.docx
@@ -260,7 +260,7 @@
     <w:r>
       <w:tab/>
       <w:tab/>
-      <w:t>2026-03-07</w:t>
+      <w:t>2026-03-08</w:t>
       <w:br/>
       <w:br/>
     </w:r>

--- a/tillsyn/A 38458-2025 tillsynsbegäran.docx
+++ b/tillsyn/A 38458-2025 tillsynsbegäran.docx
@@ -260,7 +260,7 @@
     <w:r>
       <w:tab/>
       <w:tab/>
-      <w:t>2026-03-08</w:t>
+      <w:t>2026-03-09</w:t>
       <w:br/>
       <w:br/>
     </w:r>

--- a/tillsyn/A 38458-2025 tillsynsbegäran.docx
+++ b/tillsyn/A 38458-2025 tillsynsbegäran.docx
@@ -260,7 +260,7 @@
     <w:r>
       <w:tab/>
       <w:tab/>
-      <w:t>2026-03-09</w:t>
+      <w:t>2026-03-10</w:t>
       <w:br/>
       <w:br/>
     </w:r>

--- a/tillsyn/A 38458-2025 tillsynsbegäran.docx
+++ b/tillsyn/A 38458-2025 tillsynsbegäran.docx
@@ -260,7 +260,7 @@
     <w:r>
       <w:tab/>
       <w:tab/>
-      <w:t>2026-03-10</w:t>
+      <w:t>2026-03-11</w:t>
       <w:br/>
       <w:br/>
     </w:r>

--- a/tillsyn/A 38458-2025 tillsynsbegäran.docx
+++ b/tillsyn/A 38458-2025 tillsynsbegäran.docx
@@ -260,7 +260,7 @@
     <w:r>
       <w:tab/>
       <w:tab/>
-      <w:t>2026-03-11</w:t>
+      <w:t>2026-03-12</w:t>
       <w:br/>
       <w:br/>
     </w:r>

--- a/tillsyn/A 38458-2025 tillsynsbegäran.docx
+++ b/tillsyn/A 38458-2025 tillsynsbegäran.docx
@@ -260,7 +260,7 @@
     <w:r>
       <w:tab/>
       <w:tab/>
-      <w:t>2026-03-12</w:t>
+      <w:t>2026-03-13</w:t>
       <w:br/>
       <w:br/>
     </w:r>

--- a/tillsyn/A 38458-2025 tillsynsbegäran.docx
+++ b/tillsyn/A 38458-2025 tillsynsbegäran.docx
@@ -260,7 +260,7 @@
     <w:r>
       <w:tab/>
       <w:tab/>
-      <w:t>2026-03-13</w:t>
+      <w:t>2026-03-16</w:t>
       <w:br/>
       <w:br/>
     </w:r>

--- a/tillsyn/A 38458-2025 tillsynsbegäran.docx
+++ b/tillsyn/A 38458-2025 tillsynsbegäran.docx
@@ -260,7 +260,7 @@
     <w:r>
       <w:tab/>
       <w:tab/>
-      <w:t>2026-03-16</w:t>
+      <w:t>2026-03-17</w:t>
       <w:br/>
       <w:br/>
     </w:r>

--- a/tillsyn/A 38458-2025 tillsynsbegäran.docx
+++ b/tillsyn/A 38458-2025 tillsynsbegäran.docx
@@ -260,7 +260,7 @@
     <w:r>
       <w:tab/>
       <w:tab/>
-      <w:t>2026-03-17</w:t>
+      <w:t>2026-03-18</w:t>
       <w:br/>
       <w:br/>
     </w:r>

--- a/tillsyn/A 38458-2025 tillsynsbegäran.docx
+++ b/tillsyn/A 38458-2025 tillsynsbegäran.docx
@@ -260,7 +260,7 @@
     <w:r>
       <w:tab/>
       <w:tab/>
-      <w:t>2026-03-18</w:t>
+      <w:t>2026-03-19</w:t>
       <w:br/>
       <w:br/>
     </w:r>

--- a/tillsyn/A 38458-2025 tillsynsbegäran.docx
+++ b/tillsyn/A 38458-2025 tillsynsbegäran.docx
@@ -260,7 +260,7 @@
     <w:r>
       <w:tab/>
       <w:tab/>
-      <w:t>2026-03-19</w:t>
+      <w:t>2026-03-20</w:t>
       <w:br/>
       <w:br/>
     </w:r>

--- a/tillsyn/A 38458-2025 tillsynsbegäran.docx
+++ b/tillsyn/A 38458-2025 tillsynsbegäran.docx
@@ -260,7 +260,7 @@
     <w:r>
       <w:tab/>
       <w:tab/>
-      <w:t>2026-03-20</w:t>
+      <w:t>2026-03-21</w:t>
       <w:br/>
       <w:br/>
     </w:r>

--- a/tillsyn/A 38458-2025 tillsynsbegäran.docx
+++ b/tillsyn/A 38458-2025 tillsynsbegäran.docx
@@ -260,7 +260,7 @@
     <w:r>
       <w:tab/>
       <w:tab/>
-      <w:t>2026-03-21</w:t>
+      <w:t>2026-03-22</w:t>
       <w:br/>
       <w:br/>
     </w:r>

--- a/tillsyn/A 38458-2025 tillsynsbegäran.docx
+++ b/tillsyn/A 38458-2025 tillsynsbegäran.docx
@@ -260,7 +260,7 @@
     <w:r>
       <w:tab/>
       <w:tab/>
-      <w:t>2026-03-22</w:t>
+      <w:t>2026-03-23</w:t>
       <w:br/>
       <w:br/>
     </w:r>

--- a/tillsyn/A 38458-2025 tillsynsbegäran.docx
+++ b/tillsyn/A 38458-2025 tillsynsbegäran.docx
@@ -260,7 +260,7 @@
     <w:r>
       <w:tab/>
       <w:tab/>
-      <w:t>2026-03-23</w:t>
+      <w:t>2026-03-24</w:t>
       <w:br/>
       <w:br/>
     </w:r>

--- a/tillsyn/A 38458-2025 tillsynsbegäran.docx
+++ b/tillsyn/A 38458-2025 tillsynsbegäran.docx
@@ -260,7 +260,7 @@
     <w:r>
       <w:tab/>
       <w:tab/>
-      <w:t>2026-03-24</w:t>
+      <w:t>2026-03-25</w:t>
       <w:br/>
       <w:br/>
     </w:r>

--- a/tillsyn/A 38458-2025 tillsynsbegäran.docx
+++ b/tillsyn/A 38458-2025 tillsynsbegäran.docx
@@ -260,7 +260,7 @@
     <w:r>
       <w:tab/>
       <w:tab/>
-      <w:t>2026-03-25</w:t>
+      <w:t>2026-03-26</w:t>
       <w:br/>
       <w:br/>
     </w:r>

--- a/tillsyn/A 38458-2025 tillsynsbegäran.docx
+++ b/tillsyn/A 38458-2025 tillsynsbegäran.docx
@@ -260,7 +260,7 @@
     <w:r>
       <w:tab/>
       <w:tab/>
-      <w:t>2026-03-26</w:t>
+      <w:t>2026-03-27</w:t>
       <w:br/>
       <w:br/>
     </w:r>

--- a/tillsyn/A 38458-2025 tillsynsbegäran.docx
+++ b/tillsyn/A 38458-2025 tillsynsbegäran.docx
@@ -260,7 +260,7 @@
     <w:r>
       <w:tab/>
       <w:tab/>
-      <w:t>2026-03-27</w:t>
+      <w:t>2026-03-28</w:t>
       <w:br/>
       <w:br/>
     </w:r>

--- a/tillsyn/A 38458-2025 tillsynsbegäran.docx
+++ b/tillsyn/A 38458-2025 tillsynsbegäran.docx
@@ -260,7 +260,7 @@
     <w:r>
       <w:tab/>
       <w:tab/>
-      <w:t>2026-03-28</w:t>
+      <w:t>2026-03-29</w:t>
       <w:br/>
       <w:br/>
     </w:r>

--- a/tillsyn/A 38458-2025 tillsynsbegäran.docx
+++ b/tillsyn/A 38458-2025 tillsynsbegäran.docx
@@ -260,7 +260,7 @@
     <w:r>
       <w:tab/>
       <w:tab/>
-      <w:t>2026-03-29</w:t>
+      <w:t>2026-03-30</w:t>
       <w:br/>
       <w:br/>
     </w:r>

--- a/tillsyn/A 38458-2025 tillsynsbegäran.docx
+++ b/tillsyn/A 38458-2025 tillsynsbegäran.docx
@@ -260,7 +260,7 @@
     <w:r>
       <w:tab/>
       <w:tab/>
-      <w:t>2026-03-30</w:t>
+      <w:t>2026-03-31</w:t>
       <w:br/>
       <w:br/>
     </w:r>

--- a/tillsyn/A 38458-2025 tillsynsbegäran.docx
+++ b/tillsyn/A 38458-2025 tillsynsbegäran.docx
@@ -260,7 +260,7 @@
     <w:r>
       <w:tab/>
       <w:tab/>
-      <w:t>2026-03-31</w:t>
+      <w:t>2026-04-01</w:t>
       <w:br/>
       <w:br/>
     </w:r>

--- a/tillsyn/A 38458-2025 tillsynsbegäran.docx
+++ b/tillsyn/A 38458-2025 tillsynsbegäran.docx
@@ -260,7 +260,7 @@
     <w:r>
       <w:tab/>
       <w:tab/>
-      <w:t>2026-04-01</w:t>
+      <w:t>2026-04-02</w:t>
       <w:br/>
       <w:br/>
     </w:r>

--- a/tillsyn/A 38458-2025 tillsynsbegäran.docx
+++ b/tillsyn/A 38458-2025 tillsynsbegäran.docx
@@ -260,7 +260,7 @@
     <w:r>
       <w:tab/>
       <w:tab/>
-      <w:t>2026-04-02</w:t>
+      <w:t>2026-04-03</w:t>
       <w:br/>
       <w:br/>
     </w:r>

--- a/tillsyn/A 38458-2025 tillsynsbegäran.docx
+++ b/tillsyn/A 38458-2025 tillsynsbegäran.docx
@@ -260,7 +260,7 @@
     <w:r>
       <w:tab/>
       <w:tab/>
-      <w:t>2026-04-03</w:t>
+      <w:t>2026-04-04</w:t>
       <w:br/>
       <w:br/>
     </w:r>

--- a/tillsyn/A 38458-2025 tillsynsbegäran.docx
+++ b/tillsyn/A 38458-2025 tillsynsbegäran.docx
@@ -260,7 +260,7 @@
     <w:r>
       <w:tab/>
       <w:tab/>
-      <w:t>2026-04-04</w:t>
+      <w:t>2026-04-05</w:t>
       <w:br/>
       <w:br/>
     </w:r>

--- a/tillsyn/A 38458-2025 tillsynsbegäran.docx
+++ b/tillsyn/A 38458-2025 tillsynsbegäran.docx
@@ -278,7 +278,7 @@
     <w:r>
       <w:tab/>
       <w:tab/>
-      <w:t>2026-04-14</w:t>
+      <w:t>2026-04-15</w:t>
       <w:br/>
       <w:br/>
     </w:r>

--- a/tillsyn/A 38458-2025 tillsynsbegäran.docx
+++ b/tillsyn/A 38458-2025 tillsynsbegäran.docx
@@ -278,7 +278,7 @@
     <w:r>
       <w:tab/>
       <w:tab/>
-      <w:t>2026-04-15</w:t>
+      <w:t>2026-04-16</w:t>
       <w:br/>
       <w:br/>
     </w:r>

--- a/tillsyn/A 38458-2025 tillsynsbegäran.docx
+++ b/tillsyn/A 38458-2025 tillsynsbegäran.docx
@@ -278,7 +278,7 @@
     <w:r>
       <w:tab/>
       <w:tab/>
-      <w:t>2026-04-16</w:t>
+      <w:t>2026-04-17</w:t>
       <w:br/>
       <w:br/>
     </w:r>

--- a/tillsyn/A 38458-2025 tillsynsbegäran.docx
+++ b/tillsyn/A 38458-2025 tillsynsbegäran.docx
@@ -278,7 +278,7 @@
     <w:r>
       <w:tab/>
       <w:tab/>
-      <w:t>2026-04-17</w:t>
+      <w:t>2026-04-18</w:t>
       <w:br/>
       <w:br/>
     </w:r>

--- a/tillsyn/A 38458-2025 tillsynsbegäran.docx
+++ b/tillsyn/A 38458-2025 tillsynsbegäran.docx
@@ -107,7 +107,7 @@
         <w:t>Pletocarpon nephromeum</w:t>
       </w:r>
       <w:r>
-        <w:t xml:space="preserve"> (EN), som växer på stuplav. Ytterligare två sällsynta lavparasiter, </w:t>
+        <w:t xml:space="preserve"> (EN), som växer på stuplav. Ytterligare tre sällsynta lavparasiter, </w:t>
       </w:r>
       <w:r>
         <w:rPr>
@@ -116,7 +116,7 @@
         <w:t>Protounguicularia nephromatis</w:t>
       </w:r>
       <w:r>
-        <w:t xml:space="preserve"> (VU) och </w:t>
+        <w:t xml:space="preserve"> (VU), </w:t>
       </w:r>
       <w:r>
         <w:rPr>
@@ -125,7 +125,16 @@
         <w:t>Refractohilum galligenum</w:t>
       </w:r>
       <w:r>
-        <w:t xml:space="preserve"> (NT), kan också påträffas på stuplav. Stuplav är typisk art för </w:t>
+        <w:t xml:space="preserve"> (NT) och </w:t>
+      </w:r>
+      <w:r>
+        <w:rPr>
+          <w:i/>
+        </w:rPr>
+        <w:t>Roselliniella nephromatis</w:t>
+      </w:r>
+      <w:r>
+        <w:t xml:space="preserve"> (DD), kan också påträffas på stuplav. Stuplav är typisk art för </w:t>
       </w:r>
       <w:r>
         <w:rPr>
@@ -278,7 +287,7 @@
     <w:r>
       <w:tab/>
       <w:tab/>
-      <w:t>2026-04-18</w:t>
+      <w:t>2026-04-19</w:t>
       <w:br/>
       <w:br/>
     </w:r>

--- a/tillsyn/A 38458-2025 tillsynsbegäran.docx
+++ b/tillsyn/A 38458-2025 tillsynsbegäran.docx
@@ -287,7 +287,7 @@
     <w:r>
       <w:tab/>
       <w:tab/>
-      <w:t>2026-04-19</w:t>
+      <w:t>2026-04-20</w:t>
       <w:br/>
       <w:br/>
     </w:r>

--- a/tillsyn/A 38458-2025 tillsynsbegäran.docx
+++ b/tillsyn/A 38458-2025 tillsynsbegäran.docx
@@ -287,7 +287,7 @@
     <w:r>
       <w:tab/>
       <w:tab/>
-      <w:t>2026-04-20</w:t>
+      <w:t>2026-04-21</w:t>
       <w:br/>
       <w:br/>
     </w:r>

--- a/tillsyn/A 38458-2025 tillsynsbegäran.docx
+++ b/tillsyn/A 38458-2025 tillsynsbegäran.docx
@@ -287,7 +287,7 @@
     <w:r>
       <w:tab/>
       <w:tab/>
-      <w:t>2026-04-21</w:t>
+      <w:t>2026-04-22</w:t>
       <w:br/>
       <w:br/>
     </w:r>

--- a/tillsyn/A 38458-2025 tillsynsbegäran.docx
+++ b/tillsyn/A 38458-2025 tillsynsbegäran.docx
@@ -287,7 +287,7 @@
     <w:r>
       <w:tab/>
       <w:tab/>
-      <w:t>2026-04-22</w:t>
+      <w:t>2026-04-23</w:t>
       <w:br/>
       <w:br/>
     </w:r>

--- a/tillsyn/A 38458-2025 tillsynsbegäran.docx
+++ b/tillsyn/A 38458-2025 tillsynsbegäran.docx
@@ -287,7 +287,7 @@
     <w:r>
       <w:tab/>
       <w:tab/>
-      <w:t>2026-04-23</w:t>
+      <w:t>2026-04-24</w:t>
       <w:br/>
       <w:br/>
     </w:r>

--- a/tillsyn/A 38458-2025 tillsynsbegäran.docx
+++ b/tillsyn/A 38458-2025 tillsynsbegäran.docx
@@ -287,7 +287,7 @@
     <w:r>
       <w:tab/>
       <w:tab/>
-      <w:t>2026-04-24</w:t>
+      <w:t>2026-04-25</w:t>
       <w:br/>
       <w:br/>
     </w:r>

--- a/tillsyn/A 38458-2025 tillsynsbegäran.docx
+++ b/tillsyn/A 38458-2025 tillsynsbegäran.docx
@@ -287,7 +287,7 @@
     <w:r>
       <w:tab/>
       <w:tab/>
-      <w:t>2026-04-25</w:t>
+      <w:t>2026-04-26</w:t>
       <w:br/>
       <w:br/>
     </w:r>

--- a/tillsyn/A 38458-2025 tillsynsbegäran.docx
+++ b/tillsyn/A 38458-2025 tillsynsbegäran.docx
@@ -287,7 +287,7 @@
     <w:r>
       <w:tab/>
       <w:tab/>
-      <w:t>2026-05-16</w:t>
+      <w:t>2026-05-17</w:t>
       <w:br/>
       <w:br/>
     </w:r>
